--- a/output/docx/ru/BUFRCREX_TableB_ru_25.docx
+++ b/output/docx/ru/BUFRCREX_TableB_ru_25.docx
@@ -1977,7 +1977,7 @@
                 <w:b w:val="0"/>
                 <w:sz w:val="16"/>
               </w:rPr>
-              <w:t>Note 56: Дескриптор 0 25 009 исключен. Вместо него следует использовать дескриптор 0 25 029.</w:t>
+              <w:t>Note B56: Дескриптор 0 25 009 исключен. Вместо него следует использовать дескриптор 0 25 029.</w:t>
             </w:r>
           </w:p>
         </w:tc>
@@ -2938,7 +2938,7 @@
                 <w:b w:val="0"/>
                 <w:sz w:val="16"/>
               </w:rPr>
-              <w:t>Note 15: В коде CREX не имеется дескриптеров 3 03 021 — 3 03 027.</w:t>
+              <w:t>Note B15: 0 25 014 — номинальный входной диапазон 0–2300.</w:t>
             </w:r>
           </w:p>
         </w:tc>
@@ -5627,7 +5627,7 @@
                 <w:b w:val="0"/>
                 <w:sz w:val="16"/>
               </w:rPr>
-              <w:t>Note 56: Дескриптор 0 25 009 исключен. Вместо него следует использовать дескриптор 0 25 029.</w:t>
+              <w:t>Note B56: Дескриптор 0 25 009 исключен. Вместо него следует использовать дескриптор 0 25 029.</w:t>
             </w:r>
           </w:p>
         </w:tc>
@@ -6204,7 +6204,7 @@
                 <w:b w:val="0"/>
                 <w:sz w:val="16"/>
               </w:rPr>
-              <w:t>Note 131: Действительное значение данного числа может быть получено от поставщика данных.</w:t>
+              <w:t>Note B131: Действительное значение данного числа может быть получено от поставщика данных.</w:t>
             </w:r>
           </w:p>
         </w:tc>
@@ -6397,7 +6397,7 @@
                 <w:b w:val="0"/>
                 <w:sz w:val="16"/>
               </w:rPr>
-              <w:t>Note 131: Действительное значение данного числа может быть получено от поставщика данных.</w:t>
+              <w:t>Note B131: Действительное значение данного числа может быть получено от поставщика данных.</w:t>
             </w:r>
           </w:p>
         </w:tc>
@@ -6590,7 +6590,7 @@
                 <w:b w:val="0"/>
                 <w:sz w:val="16"/>
               </w:rPr>
-              <w:t>Note 131: Действительное значение данного числа может быть получено от поставщика данных.</w:t>
+              <w:t>Note B131: Действительное значение данного числа может быть получено от поставщика данных.</w:t>
             </w:r>
           </w:p>
         </w:tc>
@@ -6783,7 +6783,7 @@
                 <w:b w:val="0"/>
                 <w:sz w:val="16"/>
               </w:rPr>
-              <w:t>Note 34: Сдвиг по широте 0 05 015 в последовательности представляет собой смещение по широте относительно места запуска. Сдвиг по долготе 0 06 015 в последовательности представляет собой смещение по долготе относительно места запуска.</w:t>
+              <w:t>Note B34: В некоторых датчиках используется определение величины тока выше порогового значения, в других просто измеряется скачок напряжения.</w:t>
             </w:r>
           </w:p>
         </w:tc>
@@ -10624,7 +10624,7 @@
                 <w:b w:val="0"/>
                 <w:sz w:val="16"/>
               </w:rPr>
-              <w:t>Note 131: Действительное значение данного числа может быть получено от поставщика данных.</w:t>
+              <w:t>Note B131: Действительное значение данного числа может быть получено от поставщика данных.</w:t>
             </w:r>
           </w:p>
         </w:tc>
@@ -11201,7 +11201,7 @@
                 <w:b w:val="0"/>
                 <w:sz w:val="16"/>
               </w:rPr>
-              <w:t>Note 71: Время запуска 3 01 013 в последовательности должно быть указано с наибольшей возможной точностью. Если секунды времени запуска неизвестны, их значение должно быть обозначено как нуль.</w:t>
+              <w:t>Note B71: Идентичность процессора или системы обнаружения местоположения вспышки для определения места развития события в многоинтегрированной системе. Обычно значение составляет 1.</w:t>
             </w:r>
           </w:p>
         </w:tc>
@@ -23536,7 +23536,7 @@
                 <w:b w:val="0"/>
                 <w:sz w:val="16"/>
               </w:rPr>
-              <w:t>Note 57: Позывной сигнал судна или идентификатор ВМО следует сообщать посредством дескриптора 0 01 011.</w:t>
+              <w:t>Note B57: Дескриптор 0 25 143 предназначен для использования численных безразмерных величин в качестве коэффициентов в статистической или линейной обработке. Каждый случай применения 0 25 143 необходимо охарактеризовать с использованием такого соответствующего определителя значимости, как 0 08 026.</w:t>
             </w:r>
           </w:p>
         </w:tc>
@@ -26609,7 +26609,7 @@
                 <w:b w:val="0"/>
                 <w:sz w:val="16"/>
               </w:rPr>
-              <w:t>Note 103: Модифицированный остаток, рассчитанный из местоположений датчиков и отношений сигнала-шума для вспышки.</w:t>
+              <w:t>Note B103: Модифицированный остаток, рассчитанный из местоположений датчиков и отношений сигнала-шума для вспышки.</w:t>
             </w:r>
           </w:p>
         </w:tc>
